--- a/rabbinical-court-response/דף_עזר_לדיון_18.10.2026.docx
+++ b/rabbinical-court-response/דף_עזר_לדיון_18.10.2026.docx
@@ -18,7 +18,23 @@
           <w:u w:val="single"/>
           <w:rtl/>
         </w:rPr>
-        <w:t xml:space="preserve">דף עזר לדיון בבית הדין הרבני - 18.10.2026</w:t>
+        <w:t xml:space="preserve">דף עזר לדיון - בית הדין הרבני האזורי רחובות, תיק 1298590/4</w:t>
+      </w:r>
+    </w:p>
+    <w:p>
+      <w:pPr>
+        <w:bidi/>
+        <w:spacing w:after="80" w:line="312" w:lineRule="auto"/>
+        <w:jc w:val="center"/>
+      </w:pPr>
+      <w:r>
+        <w:rPr>
+          <w:rFonts w:ascii="David" w:cs="David" w:eastAsia="David" w:hAnsi="David"/>
+          <w:sz w:val="24"/>
+          <w:szCs w:val="24"/>
+          <w:rtl/>
+        </w:rPr>
+        <w:t xml:space="preserve">18.10.2026 | המבקשת: ישאמבת עלמיהו | המשיב: סיטוטאו אסנקה</w:t>
       </w:r>
     </w:p>
     <w:p>
@@ -45,7 +61,7 @@
           <w:szCs w:val="24"/>
           <w:rtl/>
         </w:rPr>
-        <w:t xml:space="preserve"> (1) הטלת הוצאות על הבעל בגין אי ההתייצבות לדיון הקודם; (2) עיגון מתווה שלום הבית בהחלטה של בית הדין.</w:t>
+        <w:t xml:space="preserve"> (1) חיוב המשיב בהוצאות בגין אי ההתייצבות לדיון מיום 13.7.2026; (2) עיגון מתווה שלום הבית בהחלטה של בית הדין.</w:t>
       </w:r>
     </w:p>
     <w:p>
@@ -64,7 +80,7 @@
           <w:u w:val="single"/>
           <w:rtl/>
         </w:rPr>
-        <w:t xml:space="preserve">א. פתיחה: הוצאות בגין אי ההתייצבות (לטעון ראשון)</w:t>
+        <w:t xml:space="preserve">א. פתיחה: הוצאות בגין אי ההתייצבות לדיון מיום 13.7.2026 (לטעון ראשון)</w:t>
       </w:r>
     </w:p>
     <w:p>
@@ -99,7 +115,7 @@
           <w:szCs w:val="24"/>
           <w:rtl/>
         </w:rPr>
-        <w:t xml:space="preserve">"כבוד בית הדין, לפני שנעבור להסכמות, אבקש להתייחס בקצרה לאי ההתייצבות של הבעל ובאת כוחו לדיון הקודם. אנו עומדים על הטלת הוצאות, כפי שבית הדין שקל, מהטעמים הבאים:"</w:t>
+        <w:t xml:space="preserve">"כבוד בית הדין, לפני שנעבור להסכמות, אבקש להתייחס בקצרה לעניין ההוצאות בגין הדיון מיום 13.7.2026, שבו לא התייצבו המשיב ובאת כוחו. אנו עומדים על חיוב בהוצאות, כפי שבית הדין שקל, ועל דחיית הבקשה לתיקון הפרוטוקול, מהטעמים הבאים:"</w:t>
       </w:r>
     </w:p>
     <w:p>
@@ -122,16 +138,16 @@
           <w:szCs w:val="24"/>
           <w:rtl/>
         </w:rPr>
-        <w:t xml:space="preserve">המועד היה ידוע.</w:t>
-      </w:r>
-      <w:r>
-        <w:rPr>
-          <w:rFonts w:ascii="David" w:cs="David" w:eastAsia="David" w:hAnsi="David"/>
-          <w:sz w:val="24"/>
-          <w:szCs w:val="24"/>
-          <w:rtl/>
-        </w:rPr>
-        <w:t xml:space="preserve"> מועד הדיון נקבע בהחלטה של בית הדין, והיה ידוע לשני הצדדים ולבאי כוחם.</w:t>
+        <w:t xml:space="preserve">הידיעה על הדיון הוכחה בכתב.</w:t>
+      </w:r>
+      <w:r>
+        <w:rPr>
+          <w:rFonts w:ascii="David" w:cs="David" w:eastAsia="David" w:hAnsi="David"/>
+          <w:sz w:val="24"/>
+          <w:szCs w:val="24"/>
+          <w:rtl/>
+        </w:rPr>
+        <w:t xml:space="preserve"> ביום 1.7.2026, 12 ימים לפני הדיון, כתבתי לבאת כוח המשיב ישירות: "לקראת הדיון הקבוע ליום 13.7.2026...". ההודעה צורפה לתגובתנו כנספח א'. מול מסמך זה אין משקל לטענה שלא ידעה על הדיון.</w:t>
       </w:r>
     </w:p>
     <w:p>
@@ -154,16 +170,16 @@
           <w:szCs w:val="24"/>
           <w:rtl/>
         </w:rPr>
-        <w:t xml:space="preserve">הבקשה של באת כוח הבעל עצמה מוכיחה שידעה על הדיון.</w:t>
-      </w:r>
-      <w:r>
-        <w:rPr>
-          <w:rFonts w:ascii="David" w:cs="David" w:eastAsia="David" w:hAnsi="David"/>
-          <w:sz w:val="24"/>
-          <w:szCs w:val="24"/>
-          <w:rtl/>
-        </w:rPr>
-        <w:t xml:space="preserve"> ביום 12.10.2026 הגישה באת כוח הבעל בקשה שכותרתה "בחינת נחיצות הדיון הקבוע". מי שמבקשת לבטל דיון יודעת שהדיון קיים. הטענה שלא ידעה על הדיון נסתרת מתוך בקשה שהיא עצמה חתומה עליה.</w:t>
+        <w:t xml:space="preserve">המשיב עצמו ביקש לדחות את אותו דיון.</w:t>
+      </w:r>
+      <w:r>
+        <w:rPr>
+          <w:rFonts w:ascii="David" w:cs="David" w:eastAsia="David" w:hAnsi="David"/>
+          <w:sz w:val="24"/>
+          <w:szCs w:val="24"/>
+          <w:rtl/>
+        </w:rPr>
+        <w:t xml:space="preserve"> כך נכתב בסעיף 3 להודעת ההבהרה שלו. מי שמבקש לדחות דיון יודע שהדיון קיים, ובקשת דחייה שלא נענתה אינה פוטרת מהתייצבות.</w:t>
       </w:r>
     </w:p>
     <w:p>
@@ -186,16 +202,16 @@
           <w:szCs w:val="24"/>
           <w:rtl/>
         </w:rPr>
-        <w:t xml:space="preserve">בקשה לביטול דיון אינה מבטלת אותו.</w:t>
-      </w:r>
-      <w:r>
-        <w:rPr>
-          <w:rFonts w:ascii="David" w:cs="David" w:eastAsia="David" w:hAnsi="David"/>
-          <w:sz w:val="24"/>
-          <w:szCs w:val="24"/>
-          <w:rtl/>
-        </w:rPr>
-        <w:t xml:space="preserve"> כל עוד בית הדין לא החליט לבטל את הדיון, חובת ההתייצבות עומדת בעינה. האישה אף הודיעה בתגובתה במפורש שהיא עומדת על קיום הדיון במועדו. [לטעון רק אם התגובה הוגשה לפני הדיון הקודם]</w:t>
+        <w:t xml:space="preserve">הדברים נאמרו באולם, באוזני בית הדין.</w:t>
+      </w:r>
+      <w:r>
+        <w:rPr>
+          <w:rFonts w:ascii="David" w:cs="David" w:eastAsia="David" w:hAnsi="David"/>
+          <w:sz w:val="24"/>
+          <w:szCs w:val="24"/>
+          <w:rtl/>
+        </w:rPr>
+        <w:t xml:space="preserve"> האפוטרופה לדין, עו"ד סימיה ויצמן, התקשרה לבאת כוח המשיב מתוך האולם. באת כוח המשיב אישרה שידעה על הדיון ושהנחתה את מרשה שלא להגיע. הדברים נרשמו בפרוטוקול, ואין עילה לתקנו.</w:t>
       </w:r>
     </w:p>
     <w:p>
@@ -218,16 +234,16 @@
           <w:szCs w:val="24"/>
           <w:rtl/>
         </w:rPr>
-        <w:t xml:space="preserve">אי ההתייצבות הייתה מכוונת.</w:t>
-      </w:r>
-      <w:r>
-        <w:rPr>
-          <w:rFonts w:ascii="David" w:cs="David" w:eastAsia="David" w:hAnsi="David"/>
-          <w:sz w:val="24"/>
-          <w:szCs w:val="24"/>
-          <w:rtl/>
-        </w:rPr>
-        <w:t xml:space="preserve"> לפי מה שהתברר, באת כוח הבעל הורתה לו שלא להגיע. זו לא תקלה ולא טעות ביומן, אלא החלטה מודעת שלא לכבד את החלטת בית הדין. הבעל אחראי למעשי באת כוחו, וחובת ההתייצבות האישית חלה עליו בכל מקרה.</w:t>
+        <w:t xml:space="preserve">שלוש גרסאות סותרות.</w:t>
+      </w:r>
+      <w:r>
+        <w:rPr>
+          <w:rFonts w:ascii="David" w:cs="David" w:eastAsia="David" w:hAnsi="David"/>
+          <w:sz w:val="24"/>
+          <w:szCs w:val="24"/>
+          <w:rtl/>
+        </w:rPr>
+        <w:t xml:space="preserve"> בזמן אמת: ידעה על הדיון והנחתה את המשיב שלא להגיע. בהודעה מיום 16.7.2026: לא ידעה על הדיון כלל. המשיב עצמו אמר לאפוטרופה לדין שאינו יודע על קיום דיון, אף שהוא זה שביקש לדחותו. לפחות שתיים מהגרסאות אינן נכונות.</w:t>
       </w:r>
     </w:p>
     <w:p>
@@ -250,16 +266,48 @@
           <w:szCs w:val="24"/>
           <w:rtl/>
         </w:rPr>
-        <w:t xml:space="preserve">טענת האבל אינה מצדיקה את אי ההתייצבות.</w:t>
-      </w:r>
-      <w:r>
-        <w:rPr>
-          <w:rFonts w:ascii="David" w:cs="David" w:eastAsia="David" w:hAnsi="David"/>
-          <w:sz w:val="24"/>
-          <w:szCs w:val="24"/>
-          <w:rtl/>
-        </w:rPr>
-        <w:t xml:space="preserve"> כאשר עורכת הדין לסדרי דין פנתה לבאת כוח הבעל, היא טענה שהיא באבל ושלא ידעה על הדיון. גם אם הייתה באבל, עורך דין שאינו יכול להתייצב חייב לדאוג למחליף או לבקש דחייה מראש, ולא להורות ללקוח שלא להגיע. ככל שהטענה נטענת, מבוקש שבאת כוח הבעל תציג אסמכתא למועדי האבל.</w:t>
+        <w:t xml:space="preserve">הגרסה המאוחרת פוגעת באמינות גורם מטעם בית הדין.</w:t>
+      </w:r>
+      <w:r>
+        <w:rPr>
+          <w:rFonts w:ascii="David" w:cs="David" w:eastAsia="David" w:hAnsi="David"/>
+          <w:sz w:val="24"/>
+          <w:szCs w:val="24"/>
+          <w:rtl/>
+        </w:rPr>
+        <w:t xml:space="preserve"> קבלת ההודעה משמעה שהאפוטרופה לדין, שמונתה על ידי בית הדין, מסרה דברים שלא נאמרו. ככל שבית הדין יראה צורך, נבקש לשמוע אותה.</w:t>
+      </w:r>
+    </w:p>
+    <w:p>
+      <w:pPr>
+        <w:pStyle w:val="ListParagraph"/>
+        <w:numPr>
+          <w:ilvl w:val="0"/>
+          <w:numId w:val="2"/>
+        </w:numPr>
+        <w:bidi/>
+        <w:spacing w:after="80" w:line="312" w:lineRule="auto"/>
+        <w:jc w:val="both"/>
+      </w:pPr>
+      <w:r>
+        <w:rPr>
+          <w:rFonts w:ascii="David" w:cs="David" w:eastAsia="David" w:hAnsi="David"/>
+          <w:b/>
+          <w:bCs/>
+          <w:sz w:val="24"/>
+          <w:szCs w:val="24"/>
+          <w:rtl/>
+        </w:rPr>
+        <w:t xml:space="preserve">האבל אינו מכשיר גרסאות מתחלפות.</w:t>
+      </w:r>
+      <w:r>
+        <w:rPr>
+          <w:rFonts w:ascii="David" w:cs="David" w:eastAsia="David" w:hAnsi="David"/>
+          <w:sz w:val="24"/>
+          <w:szCs w:val="24"/>
+          <w:rtl/>
+        </w:rPr>
+        <w:t xml:space="preserve"> אנו שבים ומביעים תנחומים על פטירת אמה של באת כוח המשיב. אבל האבל מסביר לכל היותר אי התייצבות, ואינו מסביר טענת "לא ידעתי" מול הודעה כתובה מיום 1.7.2026, וודאי לא הנחיה ללקוח שלא להגיע.</w:t>
       </w:r>
     </w:p>
     <w:p>
@@ -276,7 +324,7 @@
           <w:szCs w:val="24"/>
           <w:rtl/>
         </w:rPr>
-        <w:t xml:space="preserve">"האישה ובאת כוחה התייצבו, השקיעו זמן והוצאות, והדיון לא התקיים בגלל הבעל ובאת כוחו. אנו מבקשים להטיל הוצאות לטובת האישה, ושההכרעה בהן תהיה נפרדת מההסכמות שיושגו היום. הרצון לשלום בית אינו מצדיק התעלמות מהחלטות בית הדין."</w:t>
+        <w:t xml:space="preserve">"דיון שלם ירד לטמיון. האישה, אם לשלושה ילדים ובהם תינוק, התייצבה עם בא כוחה; האפוטרופה לדין התייצבה; בית הדין התכנס. אנו מבקשים לחייב את המשיב בהוצאות ממשיות ולדוגמה, ושההכרעה בהן תהיה נפרדת מההסכמות שיושגו היום. הרצון לשלום בית אינו מצדיק התעלמות מהחלטות בית הדין."</w:t>
       </w:r>
     </w:p>
     <w:p>
@@ -303,7 +351,7 @@
           <w:szCs w:val="22"/>
           <w:rtl/>
         </w:rPr>
-        <w:t xml:space="preserve"> לטעון בקצרה ובטון ענייני, ולעבור מיד להסכמות. לא להשתמש במילה "שקר" בפני בית הדין: הסתירה בין הבקשה מיום 12.10.2026 לבין טענת "לא ידעתי" מדברת בעד עצמה, ומשכנעת יותר מהאשמה ישירה. אם בית הדין מבקש להסתפק בהערה, אפשר לבקש לחלופין שההוצאות ייקבעו ויושתו רק אם הבעל יפר את ההסכמות.</w:t>
+        <w:t xml:space="preserve"> להתמקד בשני דברים: הידיעה על הדיון (ההודעה מ-1.7.2026 ובקשת הדחייה של המשיב עצמו) וההנחיה למשיב שלא להגיע. לא להיכנס לשאלה אם מדובר בשבעה או בשלושים: אם האם נפטרה לפני 28.6.2026, גרסת "אזכרת השלושים" ביום 13.7 דווקא מתיישבת עם התאריכים, והצד השני יטען שהאפוטרופה פשוט התבלבלה בין השניים. לא להשתמש במילים "שקר" או "הטעיה" בעל פה, לטעון בקצרה ולעבור להסכמות. אם בית הדין מבקש להסתפק באזהרה, לבקש לחלופין הוצאות על תנאי, שיושתו אם המשיב יפר את ההסכמות.</w:t>
       </w:r>
     </w:p>
     <w:p>
@@ -781,7 +829,7 @@
                 <w:szCs w:val="22"/>
                 <w:rtl/>
               </w:rPr>
-              <w:t xml:space="preserve">ממשיכים במלואם ובמועדם. חזרת הבעל לבית אינה עילה להפחתה או לביטול.</w:t>
+              <w:t xml:space="preserve">ממשיכים במלואם ובמועדם. חזרת המשיב לבית אינה עילה להפחתה או לביטול.</w:t>
             </w:r>
           </w:p>
         </w:tc>
@@ -902,7 +950,7 @@
                 <w:szCs w:val="22"/>
                 <w:rtl/>
               </w:rPr>
-              <w:t xml:space="preserve">הבעל משלם את המעון של הבן (10 חודשים) ישירות למעון. האישה יוצאת לעבודה. המזונות יעודכנו לפי הכנסות, לא מתחת לצרכים ההכרחיים, ויחזרו לקדמותם אוטומטית אם הבעל מפסיק לשלם.</w:t>
+              <w:t xml:space="preserve">המשיב משלם את המעון של הבן (10 חודשים) ישירות למעון. האישה יוצאת לעבודה. המזונות יעודכנו לפי הכנסות, לא מתחת לצרכים ההכרחיים, ויחזרו לקדמותם אוטומטית אם המשיב מפסיק לשלם.</w:t>
             </w:r>
           </w:p>
         </w:tc>
@@ -1098,7 +1146,7 @@
                 <w:szCs w:val="22"/>
                 <w:rtl/>
               </w:rPr>
-              <w:t xml:space="preserve">חזרת הבעל לבית</w:t>
+              <w:t xml:space="preserve">חזרת המשיב לבית</w:t>
             </w:r>
           </w:p>
         </w:tc>
@@ -1498,7 +1546,7 @@
                 <w:szCs w:val="22"/>
                 <w:rtl/>
               </w:rPr>
-              <w:t xml:space="preserve">חלופה: הוצאות על תנאי, שיושתו אם הבעל יפר את ההסכמות.</w:t>
+              <w:t xml:space="preserve">חלופה: הוצאות על תנאי, שיושתו אם המשיב יפר את ההסכמות.</w:t>
             </w:r>
           </w:p>
         </w:tc>
@@ -1552,7 +1600,7 @@
           <w:szCs w:val="24"/>
           <w:rtl/>
         </w:rPr>
-        <w:t xml:space="preserve"> מזונות הילדים הם זכות של הילדים, ואינם תלויים ביחסים בין ההורים. אם הבעל רוצה הקלה, החלופה מונחת על השולחן: מעון ישיר ויציאת האישה לעבודה.</w:t>
+        <w:t xml:space="preserve"> מזונות הילדים הם זכות של הילדים, ואינם תלויים ביחסים בין ההורים. אם המשיב רוצה הקלה, החלופה מונחת על השולחן: מעון ישיר ויציאת האישה לעבודה.</w:t>
       </w:r>
     </w:p>
     <w:p>
@@ -1575,7 +1623,7 @@
           <w:szCs w:val="24"/>
           <w:rtl/>
         </w:rPr>
-        <w:t xml:space="preserve">"כשהבעל חוזר הביתה, הוא מפרנס בעין, ולכן יש לבטל את המזונות."</w:t>
+        <w:t xml:space="preserve">"כשהמשיב חוזר הביתה, הוא מפרנס בעין, ולכן יש לבטל את המזונות."</w:t>
       </w:r>
       <w:r>
         <w:rPr>
@@ -1607,16 +1655,16 @@
           <w:szCs w:val="24"/>
           <w:rtl/>
         </w:rPr>
-        <w:t xml:space="preserve">"בקשה להוצאות סותרת את הרצון לשלום בית."</w:t>
-      </w:r>
-      <w:r>
-        <w:rPr>
-          <w:rFonts w:ascii="David" w:cs="David" w:eastAsia="David" w:hAnsi="David"/>
-          <w:sz w:val="24"/>
-          <w:szCs w:val="24"/>
-          <w:rtl/>
-        </w:rPr>
-        <w:t xml:space="preserve"> הוצאות הן עניין של כבוד בית הדין וסדרי הדין, לא של היחסים בין בני הזוג. דווקא מי שמבקש מסגרת מחייבת צריך להראות שהוא מכבד החלטות.</w:t>
+        <w:t xml:space="preserve">"בית הדין צריך לתקן את הפרוטוקול."</w:t>
+      </w:r>
+      <w:r>
+        <w:rPr>
+          <w:rFonts w:ascii="David" w:cs="David" w:eastAsia="David" w:hAnsi="David"/>
+          <w:sz w:val="24"/>
+          <w:szCs w:val="24"/>
+          <w:rtl/>
+        </w:rPr>
+        <w:t xml:space="preserve"> הפרוטוקול משקף את מה שנשמע באולם בזמן אמת, באוזני בית הדין. הגרסה בהודעה נולדה שלושה ימים אחר כך, והיא אינה עילה לשנות את הרישום.</w:t>
       </w:r>
     </w:p>
     <w:p>
@@ -1639,16 +1687,16 @@
           <w:szCs w:val="24"/>
           <w:rtl/>
         </w:rPr>
-        <w:t xml:space="preserve">"עורכת הדין הייתה באבל."</w:t>
-      </w:r>
-      <w:r>
-        <w:rPr>
-          <w:rFonts w:ascii="David" w:cs="David" w:eastAsia="David" w:hAnsi="David"/>
-          <w:sz w:val="24"/>
-          <w:szCs w:val="24"/>
-          <w:rtl/>
-        </w:rPr>
-        <w:t xml:space="preserve"> ראה סעיף א.5: במצב כזה דואגים למחליף או מבקשים דחייה מראש, וממילא הבקשה מיום 12.10.2026 מוכיחה ידיעה על הדיון.</w:t>
+        <w:t xml:space="preserve">"בקשה להוצאות סותרת את הרצון לשלום בית."</w:t>
+      </w:r>
+      <w:r>
+        <w:rPr>
+          <w:rFonts w:ascii="David" w:cs="David" w:eastAsia="David" w:hAnsi="David"/>
+          <w:sz w:val="24"/>
+          <w:szCs w:val="24"/>
+          <w:rtl/>
+        </w:rPr>
+        <w:t xml:space="preserve"> הוצאות הן עניין של כבוד בית הדין וסדרי הדין, לא של היחסים בין בני הזוג. דווקא מי שמבקש מסגרת מחייבת צריך להראות שהוא מכבד החלטות.</w:t>
       </w:r>
     </w:p>
     <w:p>
@@ -1671,16 +1719,16 @@
           <w:szCs w:val="24"/>
           <w:rtl/>
         </w:rPr>
-        <w:t xml:space="preserve">"האישה צריכה להצהיר על רצונה בתצהיר."</w:t>
-      </w:r>
-      <w:r>
-        <w:rPr>
-          <w:rFonts w:ascii="David" w:cs="David" w:eastAsia="David" w:hAnsi="David"/>
-          <w:sz w:val="24"/>
-          <w:szCs w:val="24"/>
-          <w:rtl/>
-        </w:rPr>
-        <w:t xml:space="preserve"> האישה נמצאת כאן, ומוכנה להצהיר על עמדתה בפני בית הדין, וזה נרשם בפרוטוקול. אין צורך בתצהיר.</w:t>
+        <w:t xml:space="preserve">"באת כוח המשיב הייתה באבל ולא ידעה על הדיון."</w:t>
+      </w:r>
+      <w:r>
+        <w:rPr>
+          <w:rFonts w:ascii="David" w:cs="David" w:eastAsia="David" w:hAnsi="David"/>
+          <w:sz w:val="24"/>
+          <w:szCs w:val="24"/>
+          <w:rtl/>
+        </w:rPr>
+        <w:t xml:space="preserve"> ראה סעיף א: ההודעה מיום 1.7.2026 ובקשת הדחייה של המשיב עצמו מוכיחות ידיעה. אבל מצדיק בקשת דחייה מראש או מחליף, לא הנחיה ללקוח שלא להגיע.</w:t>
       </w:r>
     </w:p>
     <w:p>
@@ -1703,16 +1751,16 @@
           <w:szCs w:val="24"/>
           <w:rtl/>
         </w:rPr>
-        <w:t xml:space="preserve">"הבעל רוצה לחזור הביתה מיד, לפני הטיפול."</w:t>
-      </w:r>
-      <w:r>
-        <w:rPr>
-          <w:rFonts w:ascii="David" w:cs="David" w:eastAsia="David" w:hAnsi="David"/>
-          <w:sz w:val="24"/>
-          <w:szCs w:val="24"/>
-          <w:rtl/>
-        </w:rPr>
-        <w:t xml:space="preserve"> החזרה לבית היא חלק מתהליך. הגמישות האפשרית: חזרה מיד לאחר קביעת מועד לפגישה הראשונה אצל המטפל, ולא לפני עיגון ההסכמות בהחלטה.</w:t>
+        <w:t xml:space="preserve">"האישה צריכה להצהיר על רצונה בתצהיר."</w:t>
+      </w:r>
+      <w:r>
+        <w:rPr>
+          <w:rFonts w:ascii="David" w:cs="David" w:eastAsia="David" w:hAnsi="David"/>
+          <w:sz w:val="24"/>
+          <w:szCs w:val="24"/>
+          <w:rtl/>
+        </w:rPr>
+        <w:t xml:space="preserve"> האישה נמצאת כאן, ומוכנה להצהיר על עמדתה בפני בית הדין, וזה נרשם בפרוטוקול. אין צורך בתצהיר.</w:t>
       </w:r>
     </w:p>
     <w:p>
@@ -1735,16 +1783,16 @@
           <w:szCs w:val="24"/>
           <w:rtl/>
         </w:rPr>
-        <w:t xml:space="preserve">"הבעל לא יכול לממן את המעון."</w:t>
-      </w:r>
-      <w:r>
-        <w:rPr>
-          <w:rFonts w:ascii="David" w:cs="David" w:eastAsia="David" w:hAnsi="David"/>
-          <w:sz w:val="24"/>
-          <w:szCs w:val="24"/>
-          <w:rtl/>
-        </w:rPr>
-        <w:t xml:space="preserve"> במקרה כזה, המזונות ממשיכים במלואם. החלופה נועדה להקל עליו, לא להחמיר.</w:t>
+        <w:t xml:space="preserve">"המשיב רוצה לחזור הביתה מיד, לפני הטיפול."</w:t>
+      </w:r>
+      <w:r>
+        <w:rPr>
+          <w:rFonts w:ascii="David" w:cs="David" w:eastAsia="David" w:hAnsi="David"/>
+          <w:sz w:val="24"/>
+          <w:szCs w:val="24"/>
+          <w:rtl/>
+        </w:rPr>
+        <w:t xml:space="preserve"> החזרה לבית היא חלק מתהליך. הגמישות האפשרית: חזרה מיד לאחר קביעת מועד לפגישה הראשונה אצל המטפל, ולא לפני עיגון ההסכמות בהחלטה.</w:t>
       </w:r>
     </w:p>
     <w:p>
@@ -1767,6 +1815,38 @@
           <w:szCs w:val="24"/>
           <w:rtl/>
         </w:rPr>
+        <w:t xml:space="preserve">"המשיב לא יכול לממן את המעון."</w:t>
+      </w:r>
+      <w:r>
+        <w:rPr>
+          <w:rFonts w:ascii="David" w:cs="David" w:eastAsia="David" w:hAnsi="David"/>
+          <w:sz w:val="24"/>
+          <w:szCs w:val="24"/>
+          <w:rtl/>
+        </w:rPr>
+        <w:t xml:space="preserve"> במקרה כזה, המזונות ממשיכים במלואם. החלופה נועדה להקל עליו, לא להחמיר.</w:t>
+      </w:r>
+    </w:p>
+    <w:p>
+      <w:pPr>
+        <w:pStyle w:val="ListParagraph"/>
+        <w:numPr>
+          <w:ilvl w:val="0"/>
+          <w:numId w:val="3"/>
+        </w:numPr>
+        <w:bidi/>
+        <w:spacing w:after="80" w:line="312" w:lineRule="auto"/>
+        <w:jc w:val="both"/>
+      </w:pPr>
+      <w:r>
+        <w:rPr>
+          <w:rFonts w:ascii="David" w:cs="David" w:eastAsia="David" w:hAnsi="David"/>
+          <w:b/>
+          <w:bCs/>
+          <w:sz w:val="24"/>
+          <w:szCs w:val="24"/>
+          <w:rtl/>
+        </w:rPr>
         <w:t xml:space="preserve">"אין צורך במנגנון חידוש צו; זה מעיד על חוסר אמון."</w:t>
       </w:r>
       <w:r>
@@ -1875,7 +1955,7 @@
           <w:szCs w:val="24"/>
           <w:rtl/>
         </w:rPr>
-        <w:t xml:space="preserve">הבעל ימשיך לשלם את המזונות הזמניים לילדים במלואם ובמועדם. חזרת הבעל לבית לא תהווה עילה להפחתתם או לביטולם.</w:t>
+        <w:t xml:space="preserve">המשיב ימשיך לשלם את המזונות הזמניים לילדים במלואם ובמועדם. חזרת המשיב לבית לא תהווה עילה להפחתתם או לביטולם.</w:t>
       </w:r>
     </w:p>
     <w:p>
@@ -1896,7 +1976,7 @@
           <w:szCs w:val="24"/>
           <w:rtl/>
         </w:rPr>
-        <w:t xml:space="preserve">[אם הוסכם] הבעל ישלם את עלות המעון של הבן ישירות למעון ויציג אישור תשלום חודשי. מהיום שבו תתחיל האישה לעבוד, יעודכנו המזונות לפי הכנסות הצדדים, ובלבד שלא יפחתו מהצרכים ההכרחיים של הילדים. אם הבעל יפסיק לשלם את המעון, או אם האישה תפסיק לעבוד שלא באשמתה, יחזרו המזונות לקדמותם באופן מיידי.</w:t>
+        <w:t xml:space="preserve">[אם הוסכם] המשיב ישלם את עלות המעון של הבן ישירות למעון ויציג אישור תשלום חודשי. מהיום שבו תתחיל האישה לעבוד, יעודכנו המזונות לפי הכנסות הצדדים, ובלבד שלא יפחתו מהצרכים ההכרחיים של הילדים. אם המשיב יפסיק לשלם את המעון, או אם האישה תפסיק לעבוד שלא באשמתה, יחזרו המזונות לקדמותם באופן מיידי.</w:t>
       </w:r>
     </w:p>
     <w:p>
@@ -1917,7 +1997,7 @@
           <w:szCs w:val="24"/>
           <w:rtl/>
         </w:rPr>
-        <w:t xml:space="preserve">צו ההגנה מבוטל בזאת. אין בביטול משום הודאה כי הנסיבות שבבסיס הצו לא התקיימו. הבעל ישוב לבית ________.</w:t>
+        <w:t xml:space="preserve">צו ההגנה מבוטל בזאת. אין בביטול משום הודאה כי הנסיבות שבבסיס הצו לא התקיימו. המשיב ישוב לבית ________.</w:t>
       </w:r>
     </w:p>
     <w:p>
